--- a/DBTUNING/ch29_메모리할당구조/ch29_데이터베이스메모리할당구조.docx
+++ b/DBTUNING/ch29_메모리할당구조/ch29_데이터베이스메모리할당구조.docx
@@ -13,7 +13,7 @@
           <w:color w:val="365F91"/>
           <w:sz w:val="28"/>
         </w:rPr>
-        <w:t>제16장  데이터베이스 메모리 할당 구조 — AMM · ASMM · 수동 관리</w:t>
+        <w:t>제ch29  데이터베이스 메모리 할당 구조 — AMM · ASMM · 수동 관리</w:t>
       </w:r>
     </w:p>
     <w:p>
@@ -629,7 +629,7 @@
           <w:b w:val="0"/>
           <w:sz w:val="21"/>
         </w:rPr>
-        <w:t>이 가운데 성능에 가장 큰 영향을 주는 두 풀이 버퍼 캐시와 공유 풀이다. 버퍼 캐시는 자주 접근하는 데이터 블록을 메모리에 붙들어 물리 I/O를 줄인다 — 물리 I/O는 대개 10밀리초 안팎으로 메모리 접근보다 압도적으로 느릴 뿐 아니라, 디바이스 드라이버·OS 스케줄러를 거치며 CPU까지 더 쓰게 만든다. 공유 풀은 파싱된 SQL과 실행계획(라이브러리 캐시), 딕셔너리 정보(데이터 딕셔너리 캐시)를 캐싱해 같은 문장을 반복 실행할 때의 재파싱 비용을 없앤다. 그래서 이 두 풀의 적정 크기가 인스턴스 전체 성능을 크게 좌우하며, 17장(버퍼 캐시)·18장(공유 풀)에서 각각 깊이 다룬다. 이 장은 그 두 풀을 '누가 어떻게 배분하는가'라는 상위 틀을 잡는다.</w:t>
+        <w:t>이 가운데 성능에 가장 큰 영향을 주는 두 풀이 버퍼 캐시와 공유 풀이다. 버퍼 캐시는 자주 접근하는 데이터 블록을 메모리에 붙들어 물리 I/O를 줄인다 — 물리 I/O는 대개 10밀리초 안팎으로 메모리 접근보다 압도적으로 느릴 뿐 아니라, 디바이스 드라이버·OS 스케줄러를 거치며 CPU까지 더 쓰게 만든다. 공유 풀은 파싱된 SQL과 실행계획(라이브러리 캐시), 딕셔너리 정보(데이터 딕셔너리 캐시)를 캐싱해 같은 문장을 반복 실행할 때의 재파싱 비용을 없앤다. 그래서 이 두 풀의 적정 크기가 인스턴스 전체 성능을 크게 좌우하며, ch31(버퍼 캐시)·ch32(공유 풀)에서 각각 깊이 다룬다. 이 장은 그 두 풀을 '누가 어떻게 배분하는가'라는 상위 틀을 잡는다.</w:t>
       </w:r>
     </w:p>
     <w:p>
@@ -672,7 +672,7 @@
           <w:b w:val="0"/>
           <w:sz w:val="21"/>
         </w:rPr>
-        <w:t>PGA는 SGA 밖에 있는, 서버 프로세스별 사설 메모리다. 정렬·해시 조인·비트맵 병합 같은 작업 영역(work area)이 여기서 할당된다. PGA는 PGA_AGGREGATE_TARGET(목표)과 PGA_AGGREGATE_LIMIT(한도)로 관리하며, AMM에서는 MEMORY_TARGET 안에서 SGA와 PGA가 서로 메모리를 주고받는다. PGA의 세부(작업 영역·1-pass·multi-pass 정렬)는 19장에서 깊이 다루고, 이 장에서는 '메모리 전체 배분에서 PGA가 어디에 놓이는가'만 잡는다.</w:t>
+        <w:t>PGA는 SGA 밖에 있는, 서버 프로세스별 사설 메모리다. 정렬·해시 조인·비트맵 병합 같은 작업 영역(work area)이 여기서 할당된다. PGA는 PGA_AGGREGATE_TARGET(목표)과 PGA_AGGREGATE_LIMIT(한도)로 관리하며, AMM에서는 MEMORY_TARGET 안에서 SGA와 PGA가 서로 메모리를 주고받는다. PGA의 세부(작업 영역·1-pass·multi-pass 정렬)는 ch33에서 깊이 다루고, 이 장에서는 '메모리 전체 배분에서 PGA가 어디에 놓이는가'만 잡는다.</w:t>
       </w:r>
     </w:p>
     <w:p>
@@ -1852,7 +1852,7 @@
           <w:b w:val="0"/>
           <w:sz w:val="21"/>
         </w:rPr>
-        <w:t>PGA 쪽 두 파라미터의 관계도 명확히 해 둔다. PGA_AGGREGATE_TARGET(실측 700M)은 '목표'로, 오라클이 작업 영역들에 이 총량을 넘지 않도록 메모리를 배분하려 '노력'하는 값이다. 그러나 이것은 부드러운 목표라, 순간적으로 초과할 수 있다. 이를 강제로 막는 하드 한도가 PGA_AGGREGATE_LIMIT(실측 2G)다. PGA 사용이 이 한도를 넘으면 오라클이 가장 많이 쓰는 세션의 콜을 중단시키거나 세션을 종료해서라도 한도를 지킨다. 즉 TARGET은 '이 정도로 유지하자'는 목표, LIMIT은 '여기는 절대 넘지 마라'는 상한이다. 두 값의 간격(700M~2G)이 순간 피크를 흡수하는 완충이 된다. PGA의 내부 작동(작업 영역·1-pass·multi-pass)은 19장에서 다룬다.</w:t>
+        <w:t>PGA 쪽 두 파라미터의 관계도 명확히 해 둔다. PGA_AGGREGATE_TARGET(실측 700M)은 '목표'로, 오라클이 작업 영역들에 이 총량을 넘지 않도록 메모리를 배분하려 '노력'하는 값이다. 그러나 이것은 부드러운 목표라, 순간적으로 초과할 수 있다. 이를 강제로 막는 하드 한도가 PGA_AGGREGATE_LIMIT(실측 2G)다. PGA 사용이 이 한도를 넘으면 오라클이 가장 많이 쓰는 세션의 콜을 중단시키거나 세션을 종료해서라도 한도를 지킨다. 즉 TARGET은 '이 정도로 유지하자'는 목표, LIMIT은 '여기는 절대 넘지 마라'는 상한이다. 두 값의 간격(700M~2G)이 순간 피크를 흡수하는 완충이 된다. PGA의 내부 작동(작업 영역·1-pass·multi-pass)은 ch33에서 다룬다.</w:t>
       </w:r>
     </w:p>
     <w:p>
@@ -3224,7 +3224,7 @@
                 <w:b w:val="0"/>
                 <w:sz w:val="20"/>
               </w:rPr>
-              <w:t>4단계 진짜 원인: 배치의 대량 정렬이라면 SGA가 아니라 PGA(19장) 문제일 수 있고, 리터럴 SQL 폭증이라면 공유 풀 단편화(16.7) 문제일 수 있다.</w:t>
+              <w:t>4단계 진짜 원인: 배치의 대량 정렬이라면 SGA가 아니라 PGA(ch33) 문제일 수 있고, 리터럴 SQL 폭증이라면 공유 풀 단편화(16.7) 문제일 수 있다.</w:t>
             </w:r>
           </w:p>
           <w:p>
@@ -3491,7 +3491,7 @@
           <w:b w:val="0"/>
           <w:sz w:val="21"/>
         </w:rPr>
-        <w:t>어드바이저 값이 어떻게 만들어지는지도 알아 두면 신뢰 수준을 가늠할 수 있다. 오라클은 실제 워크로드가 도는 동안 여러 가상 SGA 크기에 대해 '그 크기였다면 물리 I/O·DB Time이 어땠을지'를 시뮬레이션해 이 표를 채운다. 따라서 STATISTICS_LEVEL이 TYPICAL 이상이어야 값이 수집되고, 인스턴스가 기동한 뒤 충분한 워크로드가 흘러야 곡선이 의미를 가진다. 방금 기동해 아무 부하도 없던 인스턴스의 어드바이저는 표본이 빈약해 곡선이 평평하게만 보일 수 있으므로, 대표 부하 구간을 지난 뒤 조회하는 것이 원칙이다. 이 점에서 어드바이저도 13장에서 강조한 '한 시점의 숫자를 맹신하지 말라'는 태도와 통한다 — 값은 관측 구간에 종속된다.</w:t>
+        <w:t>어드바이저 값이 어떻게 만들어지는지도 알아 두면 신뢰 수준을 가늠할 수 있다. 오라클은 실제 워크로드가 도는 동안 여러 가상 SGA 크기에 대해 '그 크기였다면 물리 I/O·DB Time이 어땠을지'를 시뮬레이션해 이 표를 채운다. 따라서 STATISTICS_LEVEL이 TYPICAL 이상이어야 값이 수집되고, 인스턴스가 기동한 뒤 충분한 워크로드가 흘러야 곡선이 의미를 가진다. 방금 기동해 아무 부하도 없던 인스턴스의 어드바이저는 표본이 빈약해 곡선이 평평하게만 보일 수 있으므로, 대표 부하 구간을 지난 뒤 조회하는 것이 원칙이다. 이 점에서 어드바이저도 ch26에서 강조한 '한 시점의 숫자를 맹신하지 말라'는 태도와 통한다 — 값은 관측 구간에 종속된다.</w:t>
       </w:r>
     </w:p>
     <w:p>
@@ -3501,7 +3501,7 @@
           <w:b w:val="0"/>
           <w:sz w:val="21"/>
         </w:rPr>
-        <w:t>한 가지 흔한 오해를 바로잡자. 어드바이저의 ESTD_DB_TIME이 크기를 키워도 줄지 않는다고 해서 '이 시스템은 튜닝할 것이 없다'는 뜻은 아니다. 그것은 오직 'SGA 크기를 늘리는 것으로는' 개선되지 않는다는 뜻일 뿐이다. 실제 병목은 비효율 SQL·과도한 하드 파싱·PGA 부족·I/O 구성 등 다른 곳에 있을 수 있고, 그런 문제는 버퍼 캐시를 아무리 키워도 사라지지 않는다. 실측처럼 곡선이 평평하다면, 메모리를 더 붓는 대신 13~15장에서 배운 진단으로 '진짜 병목'을 찾아 그쪽을 손대야 한다. 어드바이저는 '메모리 크기'라는 한 축의 답만 준다는 사실을 늘 기억한다.</w:t>
+        <w:t>한 가지 흔한 오해를 바로잡자. 어드바이저의 ESTD_DB_TIME이 크기를 키워도 줄지 않는다고 해서 '이 시스템은 튜닝할 것이 없다'는 뜻은 아니다. 그것은 오직 'SGA 크기를 늘리는 것으로는' 개선되지 않는다는 뜻일 뿐이다. 실제 병목은 비효율 SQL·과도한 하드 파싱·PGA 부족·I/O 구성 등 다른 곳에 있을 수 있고, 그런 문제는 버퍼 캐시를 아무리 키워도 사라지지 않는다. 실측처럼 곡선이 평평하다면, 메모리를 더 붓는 대신 ch26~ch30에서 배운 진단으로 '진짜 병목'을 찾아 그쪽을 손대야 한다. 어드바이저는 '메모리 크기'라는 한 축의 답만 준다는 사실을 늘 기억한다.</w:t>
       </w:r>
     </w:p>
     <w:tbl>
@@ -3628,7 +3628,7 @@
           <w:b w:val="0"/>
           <w:sz w:val="21"/>
         </w:rPr>
-        <w:t>ORA-04031은 'unable to allocate N bytes of shared memory'라는 메시지와 함께, 오라클이 공유 풀(또는 라지 풀·자바 풀·스트림 풀)에서 요청한 크기의 '연속된' 메모리 조각을 찾지 못했을 때 발생한다. 원인은 크게 둘이다. ① 절대적 부족 — 해당 풀이 워크로드에 비해 너무 작다. ② 단편화 — 풀에 여유 메모리 총량은 있으나 작은 조각들로 흩어져, 요청한 큰 연속 조각을 만들 수 없다. 특히 바인드 변수 없이 리터럴 값을 박은 SQL이 무수히 많으면(13·18장에서 본 하드 파싱 폭증), 서로 다른 커서가 라이브러리 캐시를 잘게 채워 단편화를 심화시킨다.</w:t>
+        <w:t>ORA-04031은 'unable to allocate N bytes of shared memory'라는 메시지와 함께, 오라클이 공유 풀(또는 라지 풀·자바 풀·스트림 풀)에서 요청한 크기의 '연속된' 메모리 조각을 찾지 못했을 때 발생한다. 원인은 크게 둘이다. ① 절대적 부족 — 해당 풀이 워크로드에 비해 너무 작다. ② 단편화 — 풀에 여유 메모리 총량은 있으나 작은 조각들로 흩어져, 요청한 큰 연속 조각을 만들 수 없다. 특히 바인드 변수 없이 리터럴 값을 박은 SQL이 무수히 많으면(ch26·ch32에서 본 하드 파싱 폭증), 서로 다른 커서가 라이브러리 캐시를 잘게 채워 단편화를 심화시킨다.</w:t>
       </w:r>
     </w:p>
     <w:p>
@@ -3638,7 +3638,7 @@
           <w:b w:val="0"/>
           <w:sz w:val="21"/>
         </w:rPr>
-        <w:t>ORA-04031이 특히 골치 아픈 이유는 '언제 어디서 터질지 예측하기 어렵다'는 점이다. 총량 부족이 명백하면 차라리 대처가 쉽지만, 단편화형은 며칠씩 멀쩡히 돌다가 어느 순간 특정 크기의 할당에서만 실패한다. 게다가 이 오류는 사용자 세션의 SQL 실행 중에 튀어나와, 애플리케이션 관점에서는 '갑자기 쿼리가 죽었다'로 보인다. 그래서 이 오류를 만나면 당황해 무작정 SGA를 키우기 쉬운데, 원인이 단편화라면 메모리를 늘려도 잠시 미룰 뿐 재발한다. 오류 자체(증상)와 그 뒤의 원인(구성 부족인지 애플리케이션의 리터럴 남발인지)을 가르는 것이 13장에서 배운 '증상과 원인의 구분'을 메모리 영역에 그대로 적용하는 일이다.</w:t>
+        <w:t>ORA-04031이 특히 골치 아픈 이유는 '언제 어디서 터질지 예측하기 어렵다'는 점이다. 총량 부족이 명백하면 차라리 대처가 쉽지만, 단편화형은 며칠씩 멀쩡히 돌다가 어느 순간 특정 크기의 할당에서만 실패한다. 게다가 이 오류는 사용자 세션의 SQL 실행 중에 튀어나와, 애플리케이션 관점에서는 '갑자기 쿼리가 죽었다'로 보인다. 그래서 이 오류를 만나면 당황해 무작정 SGA를 키우기 쉬운데, 원인이 단편화라면 메모리를 늘려도 잠시 미룰 뿐 재발한다. 오류 자체(증상)와 그 뒤의 원인(구성 부족인지 애플리케이션의 리터럴 남발인지)을 가르는 것이 ch26에서 배운 '증상과 원인의 구분'을 메모리 영역에 그대로 적용하는 일이다.</w:t>
       </w:r>
     </w:p>
     <w:tbl>

--- a/DBTUNING/ch29_메모리할당구조/ch29_데이터베이스메모리할당구조.docx
+++ b/DBTUNING/ch29_메모리할당구조/ch29_데이터베이스메모리할당구조.docx
@@ -13,7 +13,7 @@
           <w:color w:val="365F91"/>
           <w:sz w:val="28"/>
         </w:rPr>
-        <w:t>제ch29  데이터베이스 메모리 할당 구조 — AMM · ASMM · 수동 관리</w:t>
+        <w:t>ch29  데이터베이스 메모리 할당 구조 — AMM · ASMM · 수동 관리</w:t>
       </w:r>
     </w:p>
     <w:p>

--- a/DBTUNING/ch29_메모리할당구조/ch29_데이터베이스메모리할당구조.docx
+++ b/DBTUNING/ch29_메모리할당구조/ch29_데이터베이스메모리할당구조.docx
@@ -67,7 +67,7 @@
           <w:color w:val="4F81BD"/>
           <w:sz w:val="26"/>
         </w:rPr>
-        <w:t>16.1  학습 목표</w:t>
+        <w:t>29.1  학습 목표</w:t>
       </w:r>
     </w:p>
     <w:p>
@@ -195,7 +195,7 @@
           <w:color w:val="4F81BD"/>
           <w:sz w:val="26"/>
         </w:rPr>
-        <w:t>16.2  오라클 메모리 구조 개요 — 무엇을 배분하는가</w:t>
+        <w:t>29.2  오라클 메모리 구조 개요 — 무엇을 배분하는가</w:t>
       </w:r>
     </w:p>
     <w:p>
@@ -639,7 +639,7 @@
           <w:b w:val="0"/>
           <w:sz w:val="21"/>
         </w:rPr>
-        <w:t>여기서 두 가지를 구분해 둔다. 첫째, 리두 로그 버퍼와 KEEP/RECYCLE·비표준 블록 크기 버퍼 캐시(DB_KEEP_CACHE_SIZE·DB_RECYCLE_CACHE_SIZE·DB_nK_CACHE_SIZE), 고정 SGA 영역은 자동 공유 메모리 관리의 '자동 조정 대상이 아니다'. 이들은 SGA_TARGET 안에서 먼저 떼어 놓은 뒤, 나머지를 자동 조정 풀들이 나눠 쓴다. 둘째, In-Memory 영역(INMEMORY_SIZE)은 정적 풀이며 Database In-Memory라는 별도 라이선스 옵션이다 — 존재와 조건만 이 장에서 언급하고 실습에서는 다루지 않는다(16.8).</w:t>
+        <w:t>여기서 두 가지를 구분해 둔다. 첫째, 리두 로그 버퍼와 KEEP/RECYCLE·비표준 블록 크기 버퍼 캐시(DB_KEEP_CACHE_SIZE·DB_RECYCLE_CACHE_SIZE·DB_nK_CACHE_SIZE), 고정 SGA 영역은 자동 공유 메모리 관리의 '자동 조정 대상이 아니다'. 이들은 SGA_TARGET 안에서 먼저 떼어 놓은 뒤, 나머지를 자동 조정 풀들이 나눠 쓴다. 둘째, In-Memory 영역(INMEMORY_SIZE)은 정적 풀이며 Database In-Memory라는 별도 라이선스 옵션이다 — 존재와 조건만 이 장에서 언급하고 실습에서는 다루지 않는다(29.8).</w:t>
       </w:r>
     </w:p>
     <w:p>
@@ -696,7 +696,7 @@
           <w:color w:val="4F81BD"/>
           <w:sz w:val="26"/>
         </w:rPr>
-        <w:t>16.3  메모리 관리 방식 세 가지 — AMM · ASMM · 수동</w:t>
+        <w:t>29.3  메모리 관리 방식 세 가지 — AMM · ASMM · 수동</w:t>
       </w:r>
     </w:p>
     <w:p>
@@ -739,7 +739,7 @@
           <w:b w:val="0"/>
           <w:sz w:val="21"/>
         </w:rPr>
-        <w:t>AMM을 켜려면 MEMORY_TARGET(동적)과 MEMORY_MAX_TARGET(정적, 상한)을 설정한다. MEMORY_TARGET은 재기동 없이 언제든 바꿀 수 있어, 데이터베이스가 SGA와 PGA 사이에서 필요에 따라 메모리를 옮긴다. 튜닝 조언이 필요하면 V$MEMORY_TARGET_ADVICE를 참고한다. AMM이 켜지면 SGA_TARGET·PGA_AGGREGATE_TARGET을 굳이 주지 않아도 되며, 값을 준다면 각각 SGA·PGA의 '하한'으로만 작동한다. 이 관계(MEMORY_TARGET이 상위, SGA_TARGET이 하위 하한)를 헷갈리면 16.4에서 볼 Common Error가 그대로 재현된다.</w:t>
+        <w:t>AMM을 켜려면 MEMORY_TARGET(동적)과 MEMORY_MAX_TARGET(정적, 상한)을 설정한다. MEMORY_TARGET은 재기동 없이 언제든 바꿀 수 있어, 데이터베이스가 SGA와 PGA 사이에서 필요에 따라 메모리를 옮긴다. 튜닝 조언이 필요하면 V$MEMORY_TARGET_ADVICE를 참고한다. AMM이 켜지면 SGA_TARGET·PGA_AGGREGATE_TARGET을 굳이 주지 않아도 되며, 값을 준다면 각각 SGA·PGA의 '하한'으로만 작동한다. 이 관계(MEMORY_TARGET이 상위, SGA_TARGET이 하위 하한)를 헷갈리면 29.4에서 볼 Common Error가 그대로 재현된다.</w:t>
       </w:r>
     </w:p>
     <w:p>
@@ -1341,7 +1341,7 @@
                 <w:b w:val="0"/>
                 <w:sz w:val="20"/>
               </w:rPr>
-              <w:t>· 실제 배분된 크기는 파라미터가 아니라 V$SGAINFO·V$SGA_DYNAMIC_COMPONENTS에서 확인한다(16.5).</w:t>
+              <w:t>· 실제 배분된 크기는 파라미터가 아니라 V$SGAINFO·V$SGA_DYNAMIC_COMPONENTS에서 확인한다(29.5).</w:t>
             </w:r>
           </w:p>
           <w:p>
@@ -1371,7 +1371,7 @@
           <w:color w:val="4F81BD"/>
           <w:sz w:val="26"/>
         </w:rPr>
-        <w:t>16.4  파라미터 체계 — 목표·상한·동적/정적</w:t>
+        <w:t>29.4  파라미터 체계 — 목표·상한·동적/정적</w:t>
       </w:r>
     </w:p>
     <w:p>
@@ -1969,7 +1969,7 @@
           <w:color w:val="4F81BD"/>
           <w:sz w:val="26"/>
         </w:rPr>
-        <w:t>16.5  SGA 동적 구성과 자동 조정 이력</w:t>
+        <w:t>29.5  SGA 동적 구성과 자동 조정 이력</w:t>
       </w:r>
     </w:p>
     <w:p>
@@ -2287,7 +2287,7 @@
           <w:b w:val="0"/>
           <w:sz w:val="21"/>
         </w:rPr>
-        <w:t>이 화면에서 파라미터와 실측이 어긋나 보이는 대목을 하나 더 해설한다. V$SGAINFO의 Buffer Cache Size=1024MB는 SGA_TARGET(1504MB)의 상당 부분을 차지하는데, 정작 뒤(16.5.2)에서 볼 DEFAULT buffer cache의 현재값은 864MB다. 모순이 아니다 — Buffer Cache Size는 DEFAULT·KEEP·4K 등 모든 버퍼 캐시 구성 요소의 합이고, 그중 DEFAULT 하나가 864MB, KEEP이 48MB, 4K가 48MB 하는 식으로 나뉘기 때문이다. 이처럼 같은 '버퍼 캐시'라도 어느 뷰가 무엇을 합산해 보여 주는지에 따라 값이 달라지므로, 뷰마다 '이 숫자가 무엇의 합인가'를 확인하는 습관이 필요하다.</w:t>
+        <w:t>이 화면에서 파라미터와 실측이 어긋나 보이는 대목을 하나 더 해설한다. V$SGAINFO의 Buffer Cache Size=1024MB는 SGA_TARGET(1504MB)의 상당 부분을 차지하는데, 정작 뒤(29.5.2)에서 볼 DEFAULT buffer cache의 현재값은 864MB다. 모순이 아니다 — Buffer Cache Size는 DEFAULT·KEEP·4K 등 모든 버퍼 캐시 구성 요소의 합이고, 그중 DEFAULT 하나가 864MB, KEEP이 48MB, 4K가 48MB 하는 식으로 나뉘기 때문이다. 이처럼 같은 '버퍼 캐시'라도 어느 뷰가 무엇을 합산해 보여 주는지에 따라 값이 달라지므로, 뷰마다 '이 숫자가 무엇의 합인가'를 확인하는 습관이 필요하다.</w:t>
       </w:r>
     </w:p>
     <w:p>
@@ -3224,7 +3224,7 @@
                 <w:b w:val="0"/>
                 <w:sz w:val="20"/>
               </w:rPr>
-              <w:t>4단계 진짜 원인: 배치의 대량 정렬이라면 SGA가 아니라 PGA(ch33) 문제일 수 있고, 리터럴 SQL 폭증이라면 공유 풀 단편화(16.7) 문제일 수 있다.</w:t>
+              <w:t>4단계 진짜 원인: 배치의 대량 정렬이라면 SGA가 아니라 PGA(ch33) 문제일 수 있고, 리터럴 SQL 폭증이라면 공유 풀 단편화(29.7) 문제일 수 있다.</w:t>
             </w:r>
           </w:p>
           <w:p>
@@ -3254,7 +3254,7 @@
           <w:color w:val="4F81BD"/>
           <w:sz w:val="26"/>
         </w:rPr>
-        <w:t>16.6  메모리 어드바이저 — 지금 크기가 적절한가</w:t>
+        <w:t>29.6  메모리 어드바이저 — 지금 크기가 적절한가</w:t>
       </w:r>
     </w:p>
     <w:p>
@@ -3595,7 +3595,7 @@
           <w:color w:val="4F81BD"/>
           <w:sz w:val="26"/>
         </w:rPr>
-        <w:t>16.7  메모리 부족의 대표 오류 — ORA-04031</w:t>
+        <w:t>29.7  메모리 부족의 대표 오류 — ORA-04031</w:t>
       </w:r>
     </w:p>
     <w:p>
@@ -4131,7 +4131,7 @@
           <w:color w:val="4F81BD"/>
           <w:sz w:val="26"/>
         </w:rPr>
-        <w:t>16.8  In-Memory Column Store — 존재와 라이선스 (실습 제외)</w:t>
+        <w:t>29.8  In-Memory Column Store — 존재와 라이선스 (실습 제외)</w:t>
       </w:r>
     </w:p>
     <w:p>
@@ -4242,7 +4242,7 @@
           <w:color w:val="4F81BD"/>
           <w:sz w:val="26"/>
         </w:rPr>
-        <w:t>16.9  요약</w:t>
+        <w:t>29.9  요약</w:t>
       </w:r>
     </w:p>
     <w:p>
@@ -4360,7 +4360,7 @@
           <w:color w:val="4F81BD"/>
           <w:sz w:val="26"/>
         </w:rPr>
-        <w:t>16.10  퀴즈</w:t>
+        <w:t>29.10  퀴즈</w:t>
       </w:r>
     </w:p>
     <w:tbl>
@@ -4480,7 +4480,7 @@
           <w:color w:val="4F81BD"/>
           <w:sz w:val="26"/>
         </w:rPr>
-        <w:t>16.11  실습 개요</w:t>
+        <w:t>29.11  실습 개요</w:t>
       </w:r>
     </w:p>
     <w:p>
